--- a/DAY-3/Lab Exercise - Create Azure Storage Account using ARM Template and Upload-Download Files .docx
+++ b/DAY-3/Lab Exercise - Create Azure Storage Account using ARM Template and Upload-Download Files .docx
@@ -49,62 +49,26 @@
           <w:szCs w:val="36"/>
           <w:lang w:val="en-IN"/>
         </w:rPr>
-        <w:t>Create Azure Storage Account using ARM Template and Upload</w:t>
-      </w:r>
-      <w:r>
+        <w:t xml:space="preserve">Create Azure Storage Account using ARM Template and Upload-Download Files </w:t>
+      </w:r>
+    </w:p>
+    <w:p>
+      <w:pPr>
+        <w:spacing w:after="0" w:line="480" w:lineRule="auto"/>
+        <w:rPr>
+          <w:rFonts w:ascii="Georgia Pro" w:eastAsia="Georgia Pro" w:hAnsi="Georgia Pro" w:cs="Georgia Pro"/>
+          <w:color w:val="000000" w:themeColor="text1"/>
+        </w:rPr>
+      </w:pPr>
+    </w:p>
+    <w:p>
+      <w:pPr>
+        <w:spacing w:after="0" w:line="480" w:lineRule="auto"/>
         <w:rPr>
           <w:rFonts w:ascii="Georgia Pro" w:eastAsia="Georgia Pro" w:hAnsi="Georgia Pro" w:cs="Georgia Pro"/>
           <w:b/>
           <w:bCs/>
           <w:color w:val="000000" w:themeColor="text1"/>
-          <w:sz w:val="36"/>
-          <w:szCs w:val="36"/>
-          <w:lang w:val="en-IN"/>
-        </w:rPr>
-        <w:t>-</w:t>
-      </w:r>
-      <w:r>
-        <w:rPr>
-          <w:rFonts w:ascii="Georgia Pro" w:eastAsia="Georgia Pro" w:hAnsi="Georgia Pro" w:cs="Georgia Pro"/>
-          <w:b/>
-          <w:bCs/>
-          <w:color w:val="000000" w:themeColor="text1"/>
-          <w:sz w:val="36"/>
-          <w:szCs w:val="36"/>
-          <w:lang w:val="en-IN"/>
-        </w:rPr>
-        <w:t>Download Files</w:t>
-      </w:r>
-      <w:r>
-        <w:rPr>
-          <w:rFonts w:ascii="Georgia Pro" w:eastAsia="Georgia Pro" w:hAnsi="Georgia Pro" w:cs="Georgia Pro"/>
-          <w:b/>
-          <w:bCs/>
-          <w:color w:val="000000" w:themeColor="text1"/>
-          <w:sz w:val="36"/>
-          <w:szCs w:val="36"/>
-          <w:lang w:val="en-IN"/>
-        </w:rPr>
-        <w:t xml:space="preserve"> </w:t>
-      </w:r>
-    </w:p>
-    <w:p>
-      <w:pPr>
-        <w:spacing w:after="0" w:line="480" w:lineRule="auto"/>
-        <w:rPr>
-          <w:rFonts w:ascii="Georgia Pro" w:eastAsia="Georgia Pro" w:hAnsi="Georgia Pro" w:cs="Georgia Pro"/>
-          <w:color w:val="000000" w:themeColor="text1"/>
-        </w:rPr>
-      </w:pPr>
-    </w:p>
-    <w:p>
-      <w:pPr>
-        <w:spacing w:after="0" w:line="480" w:lineRule="auto"/>
-        <w:rPr>
-          <w:rFonts w:ascii="Georgia Pro" w:eastAsia="Georgia Pro" w:hAnsi="Georgia Pro" w:cs="Georgia Pro"/>
-          <w:b/>
-          <w:bCs/>
-          <w:color w:val="000000" w:themeColor="text1"/>
         </w:rPr>
       </w:pPr>
       <w:r>
@@ -113,7 +77,7 @@
           <w:color w:val="000000" w:themeColor="text1"/>
         </w:rPr>
         <w:pict w14:anchorId="34E0A987">
-          <v:rect id="_x0000_i1590" style="width:0;height:1.5pt" o:hralign="center" o:hrstd="t" o:hr="t" fillcolor="#a0a0a0" stroked="f"/>
+          <v:rect id="_x0000_i1026" style="width:0;height:1.5pt" o:hralign="center" o:hrstd="t" o:hr="t" fillcolor="#a0a0a0" stroked="f"/>
         </w:pict>
       </w:r>
     </w:p>
@@ -260,7 +224,7 @@
           <w:color w:val="000000" w:themeColor="text1"/>
         </w:rPr>
         <w:pict w14:anchorId="64F42F76">
-          <v:rect id="_x0000_i1546" style="width:0;height:1.5pt" o:hralign="center" o:hrstd="t" o:hr="t" fillcolor="#a0a0a0" stroked="f"/>
+          <v:rect id="_x0000_i1027" style="width:0;height:1.5pt" o:hralign="center" o:hrstd="t" o:hr="t" fillcolor="#a0a0a0" stroked="f"/>
         </w:pict>
       </w:r>
     </w:p>
@@ -358,7 +322,7 @@
           <w:color w:val="000000" w:themeColor="text1"/>
         </w:rPr>
         <w:pict w14:anchorId="06CDA4B4">
-          <v:rect id="_x0000_i1547" style="width:0;height:1.5pt" o:hralign="center" o:hrstd="t" o:hr="t" fillcolor="#a0a0a0" stroked="f"/>
+          <v:rect id="_x0000_i1028" style="width:0;height:1.5pt" o:hralign="center" o:hrstd="t" o:hr="t" fillcolor="#a0a0a0" stroked="f"/>
         </w:pict>
       </w:r>
     </w:p>
@@ -536,7 +500,7 @@
         </w:rPr>
         <w:lastRenderedPageBreak/>
         <w:pict w14:anchorId="1A3430E9">
-          <v:rect id="_x0000_i1548" style="width:0;height:1.5pt" o:hralign="center" o:hrstd="t" o:hr="t" fillcolor="#a0a0a0" stroked="f"/>
+          <v:rect id="_x0000_i1029" style="width:0;height:1.5pt" o:hralign="center" o:hrstd="t" o:hr="t" fillcolor="#a0a0a0" stroked="f"/>
         </w:pict>
       </w:r>
     </w:p>
@@ -664,7 +628,7 @@
           <w:color w:val="000000" w:themeColor="text1"/>
         </w:rPr>
         <w:pict w14:anchorId="5F4511DD">
-          <v:rect id="_x0000_i1549" style="width:0;height:1.5pt" o:hralign="center" o:hrstd="t" o:hr="t" fillcolor="#a0a0a0" stroked="f"/>
+          <v:rect id="_x0000_i1030" style="width:0;height:1.5pt" o:hralign="center" o:hrstd="t" o:hr="t" fillcolor="#a0a0a0" stroked="f"/>
         </w:pict>
       </w:r>
     </w:p>
@@ -833,7 +797,7 @@
           <w:color w:val="000000" w:themeColor="text1"/>
         </w:rPr>
         <w:pict w14:anchorId="77CB4677">
-          <v:rect id="_x0000_i1550" style="width:0;height:1.5pt" o:hralign="center" o:hrstd="t" o:hr="t" fillcolor="#a0a0a0" stroked="f"/>
+          <v:rect id="_x0000_i1031" style="width:0;height:1.5pt" o:hralign="center" o:hrstd="t" o:hr="t" fillcolor="#a0a0a0" stroked="f"/>
         </w:pict>
       </w:r>
     </w:p>
@@ -928,7 +892,7 @@
           <w:color w:val="000000" w:themeColor="text1"/>
         </w:rPr>
         <w:pict w14:anchorId="4C5B34BF">
-          <v:rect id="_x0000_i1551" style="width:0;height:1.5pt" o:hralign="center" o:hrstd="t" o:hr="t" fillcolor="#a0a0a0" stroked="f"/>
+          <v:rect id="_x0000_i1032" style="width:0;height:1.5pt" o:hralign="center" o:hrstd="t" o:hr="t" fillcolor="#a0a0a0" stroked="f"/>
         </w:pict>
       </w:r>
     </w:p>
@@ -1000,7 +964,7 @@
           <w:color w:val="000000" w:themeColor="text1"/>
         </w:rPr>
         <w:pict w14:anchorId="6203646B">
-          <v:rect id="_x0000_i1552" style="width:0;height:1.5pt" o:hralign="center" o:hrstd="t" o:hr="t" fillcolor="#a0a0a0" stroked="f"/>
+          <v:rect id="_x0000_i1033" style="width:0;height:1.5pt" o:hralign="center" o:hrstd="t" o:hr="t" fillcolor="#a0a0a0" stroked="f"/>
         </w:pict>
       </w:r>
     </w:p>
@@ -1420,7 +1384,7 @@
           <w:color w:val="000000" w:themeColor="text1"/>
         </w:rPr>
         <w:pict w14:anchorId="37303F54">
-          <v:rect id="_x0000_i1553" style="width:0;height:1.5pt" o:hralign="center" o:hrstd="t" o:hr="t" fillcolor="#a0a0a0" stroked="f"/>
+          <v:rect id="_x0000_i1034" style="width:0;height:1.5pt" o:hralign="center" o:hrstd="t" o:hr="t" fillcolor="#a0a0a0" stroked="f"/>
         </w:pict>
       </w:r>
     </w:p>
@@ -1566,7 +1530,7 @@
           <w:color w:val="000000" w:themeColor="text1"/>
         </w:rPr>
         <w:pict w14:anchorId="50FA46EA">
-          <v:rect id="_x0000_i1554" style="width:0;height:1.5pt" o:hralign="center" o:hrstd="t" o:hr="t" fillcolor="#a0a0a0" stroked="f"/>
+          <v:rect id="_x0000_i1035" style="width:0;height:1.5pt" o:hralign="center" o:hrstd="t" o:hr="t" fillcolor="#a0a0a0" stroked="f"/>
         </w:pict>
       </w:r>
     </w:p>
@@ -1719,7 +1683,7 @@
           <w:color w:val="000000" w:themeColor="text1"/>
         </w:rPr>
         <w:pict w14:anchorId="2C7F7133">
-          <v:rect id="_x0000_i1555" style="width:0;height:1.5pt" o:hralign="center" o:hrstd="t" o:hr="t" fillcolor="#a0a0a0" stroked="f"/>
+          <v:rect id="_x0000_i1036" style="width:0;height:1.5pt" o:hralign="center" o:hrstd="t" o:hr="t" fillcolor="#a0a0a0" stroked="f"/>
         </w:pict>
       </w:r>
     </w:p>
@@ -1827,6 +1791,7 @@
       <w:r>
         <w:rPr>
           <w:rFonts w:ascii="Georgia Pro" w:eastAsia="Georgia Pro" w:hAnsi="Georgia Pro" w:cs="Georgia Pro"/>
+          <w:noProof/>
           <w:color w:val="000000" w:themeColor="text1"/>
         </w:rPr>
         <w:drawing>
@@ -1885,7 +1850,7 @@
           <w:color w:val="000000" w:themeColor="text1"/>
         </w:rPr>
         <w:pict w14:anchorId="30268479">
-          <v:rect id="_x0000_i1556" style="width:0;height:1.5pt" o:hralign="center" o:hrstd="t" o:hr="t" fillcolor="#a0a0a0" stroked="f"/>
+          <v:rect id="_x0000_i1037" style="width:0;height:1.5pt" o:hralign="center" o:hrstd="t" o:hr="t" fillcolor="#a0a0a0" stroked="f"/>
         </w:pict>
       </w:r>
     </w:p>
@@ -2013,7 +1978,7 @@
           <w:color w:val="000000" w:themeColor="text1"/>
         </w:rPr>
         <w:pict w14:anchorId="50B4F2B8">
-          <v:rect id="_x0000_i1557" style="width:0;height:1.5pt" o:hralign="center" o:hrstd="t" o:hr="t" fillcolor="#a0a0a0" stroked="f"/>
+          <v:rect id="_x0000_i1038" style="width:0;height:1.5pt" o:hralign="center" o:hrstd="t" o:hr="t" fillcolor="#a0a0a0" stroked="f"/>
         </w:pict>
       </w:r>
     </w:p>
@@ -2057,35 +2022,7 @@
           <w:rFonts w:ascii="Georgia Pro" w:eastAsia="Georgia Pro" w:hAnsi="Georgia Pro" w:cs="Georgia Pro"/>
           <w:color w:val="000000" w:themeColor="text1"/>
         </w:rPr>
-        <w:t xml:space="preserve">echo </w:t>
-      </w:r>
-      <w:r>
-        <w:rPr>
-          <w:rFonts w:ascii="Georgia Pro" w:eastAsia="Georgia Pro" w:hAnsi="Georgia Pro" w:cs="Georgia Pro"/>
-          <w:color w:val="000000" w:themeColor="text1"/>
-        </w:rPr>
-        <w:t>“</w:t>
-      </w:r>
-      <w:r>
-        <w:rPr>
-          <w:rFonts w:ascii="Georgia Pro" w:eastAsia="Georgia Pro" w:hAnsi="Georgia Pro" w:cs="Georgia Pro"/>
-          <w:color w:val="000000" w:themeColor="text1"/>
-        </w:rPr>
-        <w:t>Hello Azure Storage Account</w:t>
-      </w:r>
-      <w:r>
-        <w:rPr>
-          <w:rFonts w:ascii="Georgia Pro" w:eastAsia="Georgia Pro" w:hAnsi="Georgia Pro" w:cs="Georgia Pro"/>
-          <w:color w:val="000000" w:themeColor="text1"/>
-        </w:rPr>
-        <w:t>”</w:t>
-      </w:r>
-      <w:r>
-        <w:rPr>
-          <w:rFonts w:ascii="Georgia Pro" w:eastAsia="Georgia Pro" w:hAnsi="Georgia Pro" w:cs="Georgia Pro"/>
-          <w:color w:val="000000" w:themeColor="text1"/>
-        </w:rPr>
-        <w:t xml:space="preserve"> &gt; sample.txt</w:t>
+        <w:t>echo "Hello Azure Storage Account" &gt; sample.txt</w:t>
       </w:r>
     </w:p>
     <w:p>
@@ -2144,6 +2081,15 @@
           <w:color w:val="000000" w:themeColor="text1"/>
         </w:rPr>
       </w:pPr>
+    </w:p>
+    <w:p>
+      <w:pPr>
+        <w:spacing w:after="0" w:line="480" w:lineRule="auto"/>
+        <w:rPr>
+          <w:rFonts w:ascii="Georgia Pro" w:eastAsia="Georgia Pro" w:hAnsi="Georgia Pro" w:cs="Georgia Pro"/>
+          <w:color w:val="000000" w:themeColor="text1"/>
+        </w:rPr>
+      </w:pPr>
       <w:r>
         <w:rPr>
           <w:rFonts w:ascii="Georgia Pro" w:eastAsia="Georgia Pro" w:hAnsi="Georgia Pro" w:cs="Georgia Pro"/>
@@ -2182,9 +2128,18 @@
           <w:color w:val="000000" w:themeColor="text1"/>
         </w:rPr>
         <w:pict w14:anchorId="48D051BD">
-          <v:rect id="_x0000_i1558" style="width:0;height:1.5pt" o:hralign="center" o:hrstd="t" o:hr="t" fillcolor="#a0a0a0" stroked="f"/>
+          <v:rect id="_x0000_i1050" style="width:0;height:1.5pt" o:hralign="center" o:bullet="t" o:hrstd="t" o:hr="t" fillcolor="#a0a0a0" stroked="f"/>
         </w:pict>
       </w:r>
+    </w:p>
+    <w:p>
+      <w:pPr>
+        <w:spacing w:after="0" w:line="480" w:lineRule="auto"/>
+        <w:rPr>
+          <w:rFonts w:ascii="Georgia Pro" w:eastAsia="Georgia Pro" w:hAnsi="Georgia Pro" w:cs="Georgia Pro"/>
+          <w:color w:val="000000" w:themeColor="text1"/>
+        </w:rPr>
+      </w:pPr>
     </w:p>
     <w:p>
       <w:pPr>
@@ -2205,6 +2160,17 @@
         </w:rPr>
         <w:t>Step 11 — Upload File to Blob Storage</w:t>
       </w:r>
+    </w:p>
+    <w:p>
+      <w:pPr>
+        <w:spacing w:after="0" w:line="480" w:lineRule="auto"/>
+        <w:rPr>
+          <w:rFonts w:ascii="Georgia Pro" w:eastAsia="Georgia Pro" w:hAnsi="Georgia Pro" w:cs="Georgia Pro"/>
+          <w:b/>
+          <w:bCs/>
+          <w:color w:val="000000" w:themeColor="text1"/>
+        </w:rPr>
+      </w:pPr>
     </w:p>
     <w:p>
       <w:pPr>
@@ -2221,6 +2187,13 @@
           <w:color w:val="000000" w:themeColor="text1"/>
         </w:rPr>
       </w:pPr>
+      <w:r>
+        <w:rPr>
+          <w:rFonts w:ascii="Georgia Pro" w:eastAsia="Georgia Pro" w:hAnsi="Georgia Pro" w:cs="Georgia Pro"/>
+          <w:color w:val="000000" w:themeColor="text1"/>
+        </w:rPr>
+        <w:t>ACCOUNT_KEY=$(</w:t>
+      </w:r>
       <w:proofErr w:type="spellStart"/>
       <w:r>
         <w:rPr>
@@ -2235,69 +2208,322 @@
           <w:rFonts w:ascii="Georgia Pro" w:eastAsia="Georgia Pro" w:hAnsi="Georgia Pro" w:cs="Georgia Pro"/>
           <w:color w:val="000000" w:themeColor="text1"/>
         </w:rPr>
+        <w:t xml:space="preserve"> storage account keys list \</w:t>
+      </w:r>
+    </w:p>
+    <w:p>
+      <w:pPr>
+        <w:pBdr>
+          <w:top w:val="single" w:sz="4" w:space="1" w:color="auto"/>
+          <w:left w:val="single" w:sz="4" w:space="4" w:color="auto"/>
+          <w:bottom w:val="single" w:sz="4" w:space="1" w:color="auto"/>
+          <w:right w:val="single" w:sz="4" w:space="4" w:color="auto"/>
+        </w:pBdr>
+        <w:shd w:val="clear" w:color="auto" w:fill="F2F2F2" w:themeFill="background1" w:themeFillShade="F2"/>
+        <w:spacing w:after="0" w:line="480" w:lineRule="auto"/>
+        <w:rPr>
+          <w:rFonts w:ascii="Georgia Pro" w:eastAsia="Georgia Pro" w:hAnsi="Georgia Pro" w:cs="Georgia Pro"/>
+          <w:color w:val="000000" w:themeColor="text1"/>
+        </w:rPr>
+      </w:pPr>
+      <w:r>
+        <w:rPr>
+          <w:rFonts w:ascii="Georgia Pro" w:eastAsia="Georgia Pro" w:hAnsi="Georgia Pro" w:cs="Georgia Pro"/>
+          <w:color w:val="000000" w:themeColor="text1"/>
+        </w:rPr>
+        <w:t xml:space="preserve">  --resource-group $RESOURCE_GROUP \</w:t>
+      </w:r>
+    </w:p>
+    <w:p>
+      <w:pPr>
+        <w:pBdr>
+          <w:top w:val="single" w:sz="4" w:space="1" w:color="auto"/>
+          <w:left w:val="single" w:sz="4" w:space="4" w:color="auto"/>
+          <w:bottom w:val="single" w:sz="4" w:space="1" w:color="auto"/>
+          <w:right w:val="single" w:sz="4" w:space="4" w:color="auto"/>
+        </w:pBdr>
+        <w:shd w:val="clear" w:color="auto" w:fill="F2F2F2" w:themeFill="background1" w:themeFillShade="F2"/>
+        <w:spacing w:after="0" w:line="480" w:lineRule="auto"/>
+        <w:rPr>
+          <w:rFonts w:ascii="Georgia Pro" w:eastAsia="Georgia Pro" w:hAnsi="Georgia Pro" w:cs="Georgia Pro"/>
+          <w:color w:val="000000" w:themeColor="text1"/>
+        </w:rPr>
+      </w:pPr>
+      <w:r>
+        <w:rPr>
+          <w:rFonts w:ascii="Georgia Pro" w:eastAsia="Georgia Pro" w:hAnsi="Georgia Pro" w:cs="Georgia Pro"/>
+          <w:color w:val="000000" w:themeColor="text1"/>
+        </w:rPr>
+        <w:t xml:space="preserve">  --account-name $STORAGE_ACCOUNT \</w:t>
+      </w:r>
+    </w:p>
+    <w:p>
+      <w:pPr>
+        <w:pBdr>
+          <w:top w:val="single" w:sz="4" w:space="1" w:color="auto"/>
+          <w:left w:val="single" w:sz="4" w:space="4" w:color="auto"/>
+          <w:bottom w:val="single" w:sz="4" w:space="1" w:color="auto"/>
+          <w:right w:val="single" w:sz="4" w:space="4" w:color="auto"/>
+        </w:pBdr>
+        <w:shd w:val="clear" w:color="auto" w:fill="F2F2F2" w:themeFill="background1" w:themeFillShade="F2"/>
+        <w:spacing w:after="0" w:line="480" w:lineRule="auto"/>
+        <w:rPr>
+          <w:rFonts w:ascii="Georgia Pro" w:eastAsia="Georgia Pro" w:hAnsi="Georgia Pro" w:cs="Georgia Pro"/>
+          <w:color w:val="000000" w:themeColor="text1"/>
+        </w:rPr>
+      </w:pPr>
+      <w:r>
+        <w:rPr>
+          <w:rFonts w:ascii="Georgia Pro" w:eastAsia="Georgia Pro" w:hAnsi="Georgia Pro" w:cs="Georgia Pro"/>
+          <w:color w:val="000000" w:themeColor="text1"/>
+        </w:rPr>
+        <w:t xml:space="preserve">  --query "[0].value" \</w:t>
+      </w:r>
+    </w:p>
+    <w:p>
+      <w:pPr>
+        <w:pBdr>
+          <w:top w:val="single" w:sz="4" w:space="1" w:color="auto"/>
+          <w:left w:val="single" w:sz="4" w:space="4" w:color="auto"/>
+          <w:bottom w:val="single" w:sz="4" w:space="1" w:color="auto"/>
+          <w:right w:val="single" w:sz="4" w:space="4" w:color="auto"/>
+        </w:pBdr>
+        <w:shd w:val="clear" w:color="auto" w:fill="F2F2F2" w:themeFill="background1" w:themeFillShade="F2"/>
+        <w:spacing w:after="0" w:line="480" w:lineRule="auto"/>
+        <w:rPr>
+          <w:rFonts w:ascii="Georgia Pro" w:eastAsia="Georgia Pro" w:hAnsi="Georgia Pro" w:cs="Georgia Pro"/>
+          <w:color w:val="000000" w:themeColor="text1"/>
+        </w:rPr>
+      </w:pPr>
+      <w:r>
+        <w:rPr>
+          <w:rFonts w:ascii="Georgia Pro" w:eastAsia="Georgia Pro" w:hAnsi="Georgia Pro" w:cs="Georgia Pro"/>
+          <w:color w:val="000000" w:themeColor="text1"/>
+        </w:rPr>
+        <w:t xml:space="preserve">  -o </w:t>
+      </w:r>
+      <w:proofErr w:type="spellStart"/>
+      <w:r>
+        <w:rPr>
+          <w:rFonts w:ascii="Georgia Pro" w:eastAsia="Georgia Pro" w:hAnsi="Georgia Pro" w:cs="Georgia Pro"/>
+          <w:color w:val="000000" w:themeColor="text1"/>
+        </w:rPr>
+        <w:t>tsv</w:t>
+      </w:r>
+      <w:proofErr w:type="spellEnd"/>
+      <w:r>
+        <w:rPr>
+          <w:rFonts w:ascii="Georgia Pro" w:eastAsia="Georgia Pro" w:hAnsi="Georgia Pro" w:cs="Georgia Pro"/>
+          <w:color w:val="000000" w:themeColor="text1"/>
+        </w:rPr>
+        <w:t>)</w:t>
+      </w:r>
+    </w:p>
+    <w:p>
+      <w:pPr>
+        <w:spacing w:after="0" w:line="480" w:lineRule="auto"/>
+        <w:rPr>
+          <w:rFonts w:ascii="Georgia Pro" w:eastAsia="Georgia Pro" w:hAnsi="Georgia Pro" w:cs="Georgia Pro"/>
+          <w:color w:val="000000" w:themeColor="text1"/>
+        </w:rPr>
+      </w:pPr>
+    </w:p>
+    <w:p>
+      <w:pPr>
+        <w:spacing w:after="0" w:line="480" w:lineRule="auto"/>
+        <w:rPr>
+          <w:rFonts w:ascii="Georgia Pro" w:eastAsia="Georgia Pro" w:hAnsi="Georgia Pro" w:cs="Georgia Pro"/>
+          <w:color w:val="000000" w:themeColor="text1"/>
+        </w:rPr>
+      </w:pPr>
+    </w:p>
+    <w:p>
+      <w:pPr>
+        <w:spacing w:after="0" w:line="480" w:lineRule="auto"/>
+        <w:rPr>
+          <w:rFonts w:ascii="Georgia Pro" w:eastAsia="Georgia Pro" w:hAnsi="Georgia Pro" w:cs="Georgia Pro"/>
+          <w:color w:val="000000" w:themeColor="text1"/>
+        </w:rPr>
+      </w:pPr>
+    </w:p>
+    <w:p>
+      <w:pPr>
+        <w:spacing w:after="0" w:line="480" w:lineRule="auto"/>
+        <w:rPr>
+          <w:rFonts w:ascii="Georgia Pro" w:eastAsia="Georgia Pro" w:hAnsi="Georgia Pro" w:cs="Georgia Pro"/>
+          <w:color w:val="000000" w:themeColor="text1"/>
+        </w:rPr>
+      </w:pPr>
+    </w:p>
+    <w:p>
+      <w:pPr>
+        <w:pBdr>
+          <w:top w:val="single" w:sz="4" w:space="1" w:color="auto"/>
+          <w:left w:val="single" w:sz="4" w:space="4" w:color="auto"/>
+          <w:bottom w:val="single" w:sz="4" w:space="1" w:color="auto"/>
+          <w:right w:val="single" w:sz="4" w:space="4" w:color="auto"/>
+        </w:pBdr>
+        <w:shd w:val="clear" w:color="auto" w:fill="F2F2F2" w:themeFill="background1" w:themeFillShade="F2"/>
+        <w:spacing w:after="0" w:line="480" w:lineRule="auto"/>
+        <w:rPr>
+          <w:rFonts w:ascii="Georgia Pro" w:eastAsia="Georgia Pro" w:hAnsi="Georgia Pro" w:cs="Georgia Pro"/>
+          <w:color w:val="000000" w:themeColor="text1"/>
+        </w:rPr>
+      </w:pPr>
+      <w:proofErr w:type="spellStart"/>
+      <w:r>
+        <w:rPr>
+          <w:rFonts w:ascii="Georgia Pro" w:eastAsia="Georgia Pro" w:hAnsi="Georgia Pro" w:cs="Georgia Pro"/>
+          <w:color w:val="000000" w:themeColor="text1"/>
+        </w:rPr>
+        <w:lastRenderedPageBreak/>
+        <w:t>az</w:t>
+      </w:r>
+      <w:proofErr w:type="spellEnd"/>
+      <w:r>
+        <w:rPr>
+          <w:rFonts w:ascii="Georgia Pro" w:eastAsia="Georgia Pro" w:hAnsi="Georgia Pro" w:cs="Georgia Pro"/>
+          <w:color w:val="000000" w:themeColor="text1"/>
+        </w:rPr>
         <w:t xml:space="preserve"> storage blob upload \</w:t>
       </w:r>
-      <w:r>
-        <w:rPr>
-          <w:rFonts w:ascii="Georgia Pro" w:eastAsia="Georgia Pro" w:hAnsi="Georgia Pro" w:cs="Georgia Pro"/>
-          <w:color w:val="000000" w:themeColor="text1"/>
-        </w:rPr>
-        <w:br/>
-        <w:t>--account-name $STORAGE_ACCOUNT \</w:t>
-      </w:r>
-      <w:r>
-        <w:rPr>
-          <w:rFonts w:ascii="Georgia Pro" w:eastAsia="Georgia Pro" w:hAnsi="Georgia Pro" w:cs="Georgia Pro"/>
-          <w:color w:val="000000" w:themeColor="text1"/>
-        </w:rPr>
-        <w:br/>
-        <w:t>--container-name $CONTAINER_NAME \</w:t>
-      </w:r>
-      <w:r>
-        <w:rPr>
-          <w:rFonts w:ascii="Georgia Pro" w:eastAsia="Georgia Pro" w:hAnsi="Georgia Pro" w:cs="Georgia Pro"/>
-          <w:color w:val="000000" w:themeColor="text1"/>
-        </w:rPr>
-        <w:br/>
-        <w:t>--name sample.txt \</w:t>
-      </w:r>
-      <w:r>
-        <w:rPr>
-          <w:rFonts w:ascii="Georgia Pro" w:eastAsia="Georgia Pro" w:hAnsi="Georgia Pro" w:cs="Georgia Pro"/>
-          <w:color w:val="000000" w:themeColor="text1"/>
-        </w:rPr>
-        <w:br/>
-        <w:t>--file sample.txt \</w:t>
-      </w:r>
-      <w:r>
-        <w:rPr>
-          <w:rFonts w:ascii="Georgia Pro" w:eastAsia="Georgia Pro" w:hAnsi="Georgia Pro" w:cs="Georgia Pro"/>
-          <w:color w:val="000000" w:themeColor="text1"/>
-        </w:rPr>
-        <w:br/>
-        <w:t>--auth-mode login</w:t>
-      </w:r>
-    </w:p>
-    <w:p>
-      <w:pPr>
-        <w:spacing w:after="0" w:line="480" w:lineRule="auto"/>
-        <w:rPr>
-          <w:rFonts w:ascii="Georgia Pro" w:eastAsia="Georgia Pro" w:hAnsi="Georgia Pro" w:cs="Georgia Pro"/>
-          <w:color w:val="000000" w:themeColor="text1"/>
-        </w:rPr>
-      </w:pPr>
-    </w:p>
-    <w:p>
-      <w:pPr>
-        <w:spacing w:after="0" w:line="480" w:lineRule="auto"/>
-        <w:rPr>
-          <w:rFonts w:ascii="Georgia Pro" w:eastAsia="Georgia Pro" w:hAnsi="Georgia Pro" w:cs="Georgia Pro"/>
-          <w:color w:val="000000" w:themeColor="text1"/>
-        </w:rPr>
-      </w:pPr>
-      <w:r>
-        <w:rPr>
-          <w:rFonts w:ascii="Georgia Pro" w:eastAsia="Georgia Pro" w:hAnsi="Georgia Pro" w:cs="Georgia Pro"/>
+    </w:p>
+    <w:p>
+      <w:pPr>
+        <w:pBdr>
+          <w:top w:val="single" w:sz="4" w:space="1" w:color="auto"/>
+          <w:left w:val="single" w:sz="4" w:space="4" w:color="auto"/>
+          <w:bottom w:val="single" w:sz="4" w:space="1" w:color="auto"/>
+          <w:right w:val="single" w:sz="4" w:space="4" w:color="auto"/>
+        </w:pBdr>
+        <w:shd w:val="clear" w:color="auto" w:fill="F2F2F2" w:themeFill="background1" w:themeFillShade="F2"/>
+        <w:spacing w:after="0" w:line="480" w:lineRule="auto"/>
+        <w:rPr>
+          <w:rFonts w:ascii="Georgia Pro" w:eastAsia="Georgia Pro" w:hAnsi="Georgia Pro" w:cs="Georgia Pro"/>
+          <w:color w:val="000000" w:themeColor="text1"/>
+        </w:rPr>
+      </w:pPr>
+      <w:r>
+        <w:rPr>
+          <w:rFonts w:ascii="Georgia Pro" w:eastAsia="Georgia Pro" w:hAnsi="Georgia Pro" w:cs="Georgia Pro"/>
+          <w:color w:val="000000" w:themeColor="text1"/>
+        </w:rPr>
+        <w:t xml:space="preserve">  --account-name $STORAGE_ACCOUNT \</w:t>
+      </w:r>
+    </w:p>
+    <w:p>
+      <w:pPr>
+        <w:pBdr>
+          <w:top w:val="single" w:sz="4" w:space="1" w:color="auto"/>
+          <w:left w:val="single" w:sz="4" w:space="4" w:color="auto"/>
+          <w:bottom w:val="single" w:sz="4" w:space="1" w:color="auto"/>
+          <w:right w:val="single" w:sz="4" w:space="4" w:color="auto"/>
+        </w:pBdr>
+        <w:shd w:val="clear" w:color="auto" w:fill="F2F2F2" w:themeFill="background1" w:themeFillShade="F2"/>
+        <w:spacing w:after="0" w:line="480" w:lineRule="auto"/>
+        <w:rPr>
+          <w:rFonts w:ascii="Georgia Pro" w:eastAsia="Georgia Pro" w:hAnsi="Georgia Pro" w:cs="Georgia Pro"/>
+          <w:color w:val="000000" w:themeColor="text1"/>
+        </w:rPr>
+      </w:pPr>
+      <w:r>
+        <w:rPr>
+          <w:rFonts w:ascii="Georgia Pro" w:eastAsia="Georgia Pro" w:hAnsi="Georgia Pro" w:cs="Georgia Pro"/>
+          <w:color w:val="000000" w:themeColor="text1"/>
+        </w:rPr>
+        <w:t xml:space="preserve">  --account-key $ACCOUNT_KEY \</w:t>
+      </w:r>
+    </w:p>
+    <w:p>
+      <w:pPr>
+        <w:pBdr>
+          <w:top w:val="single" w:sz="4" w:space="1" w:color="auto"/>
+          <w:left w:val="single" w:sz="4" w:space="4" w:color="auto"/>
+          <w:bottom w:val="single" w:sz="4" w:space="1" w:color="auto"/>
+          <w:right w:val="single" w:sz="4" w:space="4" w:color="auto"/>
+        </w:pBdr>
+        <w:shd w:val="clear" w:color="auto" w:fill="F2F2F2" w:themeFill="background1" w:themeFillShade="F2"/>
+        <w:spacing w:after="0" w:line="480" w:lineRule="auto"/>
+        <w:rPr>
+          <w:rFonts w:ascii="Georgia Pro" w:eastAsia="Georgia Pro" w:hAnsi="Georgia Pro" w:cs="Georgia Pro"/>
+          <w:color w:val="000000" w:themeColor="text1"/>
+        </w:rPr>
+      </w:pPr>
+      <w:r>
+        <w:rPr>
+          <w:rFonts w:ascii="Georgia Pro" w:eastAsia="Georgia Pro" w:hAnsi="Georgia Pro" w:cs="Georgia Pro"/>
+          <w:color w:val="000000" w:themeColor="text1"/>
+        </w:rPr>
+        <w:t xml:space="preserve">  --container-name $CONTAINER_NAME \</w:t>
+      </w:r>
+    </w:p>
+    <w:p>
+      <w:pPr>
+        <w:pBdr>
+          <w:top w:val="single" w:sz="4" w:space="1" w:color="auto"/>
+          <w:left w:val="single" w:sz="4" w:space="4" w:color="auto"/>
+          <w:bottom w:val="single" w:sz="4" w:space="1" w:color="auto"/>
+          <w:right w:val="single" w:sz="4" w:space="4" w:color="auto"/>
+        </w:pBdr>
+        <w:shd w:val="clear" w:color="auto" w:fill="F2F2F2" w:themeFill="background1" w:themeFillShade="F2"/>
+        <w:spacing w:after="0" w:line="480" w:lineRule="auto"/>
+        <w:rPr>
+          <w:rFonts w:ascii="Georgia Pro" w:eastAsia="Georgia Pro" w:hAnsi="Georgia Pro" w:cs="Georgia Pro"/>
+          <w:color w:val="000000" w:themeColor="text1"/>
+        </w:rPr>
+      </w:pPr>
+      <w:r>
+        <w:rPr>
+          <w:rFonts w:ascii="Georgia Pro" w:eastAsia="Georgia Pro" w:hAnsi="Georgia Pro" w:cs="Georgia Pro"/>
+          <w:color w:val="000000" w:themeColor="text1"/>
+        </w:rPr>
+        <w:t xml:space="preserve">  --name sample.txt \</w:t>
+      </w:r>
+    </w:p>
+    <w:p>
+      <w:pPr>
+        <w:pBdr>
+          <w:top w:val="single" w:sz="4" w:space="1" w:color="auto"/>
+          <w:left w:val="single" w:sz="4" w:space="4" w:color="auto"/>
+          <w:bottom w:val="single" w:sz="4" w:space="1" w:color="auto"/>
+          <w:right w:val="single" w:sz="4" w:space="4" w:color="auto"/>
+        </w:pBdr>
+        <w:shd w:val="clear" w:color="auto" w:fill="F2F2F2" w:themeFill="background1" w:themeFillShade="F2"/>
+        <w:spacing w:after="0" w:line="480" w:lineRule="auto"/>
+        <w:rPr>
+          <w:rFonts w:ascii="Georgia Pro" w:eastAsia="Georgia Pro" w:hAnsi="Georgia Pro" w:cs="Georgia Pro"/>
+          <w:color w:val="000000" w:themeColor="text1"/>
+        </w:rPr>
+      </w:pPr>
+      <w:r>
+        <w:rPr>
+          <w:rFonts w:ascii="Georgia Pro" w:eastAsia="Georgia Pro" w:hAnsi="Georgia Pro" w:cs="Georgia Pro"/>
+          <w:color w:val="000000" w:themeColor="text1"/>
+        </w:rPr>
+        <w:t xml:space="preserve">  --file sample.txt</w:t>
+      </w:r>
+    </w:p>
+    <w:p>
+      <w:pPr>
+        <w:spacing w:after="0" w:line="480" w:lineRule="auto"/>
+        <w:rPr>
+          <w:rFonts w:ascii="Georgia Pro" w:eastAsia="Georgia Pro" w:hAnsi="Georgia Pro" w:cs="Georgia Pro"/>
+          <w:color w:val="000000" w:themeColor="text1"/>
+        </w:rPr>
+      </w:pPr>
+    </w:p>
+    <w:p>
+      <w:pPr>
+        <w:spacing w:after="0" w:line="480" w:lineRule="auto"/>
+        <w:rPr>
+          <w:rFonts w:ascii="Georgia Pro" w:eastAsia="Georgia Pro" w:hAnsi="Georgia Pro" w:cs="Georgia Pro"/>
+          <w:color w:val="000000" w:themeColor="text1"/>
+        </w:rPr>
+      </w:pPr>
+      <w:r>
+        <w:rPr>
+          <w:rFonts w:ascii="Georgia Pro" w:eastAsia="Georgia Pro" w:hAnsi="Georgia Pro" w:cs="Georgia Pro"/>
+          <w:noProof/>
           <w:color w:val="000000" w:themeColor="text1"/>
         </w:rPr>
         <w:drawing>
@@ -2355,9 +2581,8 @@
           <w:rFonts w:ascii="Georgia Pro" w:eastAsia="Georgia Pro" w:hAnsi="Georgia Pro" w:cs="Georgia Pro"/>
           <w:color w:val="000000" w:themeColor="text1"/>
         </w:rPr>
-        <w:lastRenderedPageBreak/>
         <w:pict w14:anchorId="7ADC91C7">
-          <v:rect id="_x0000_i1559" style="width:0;height:1.5pt" o:hralign="center" o:hrstd="t" o:hr="t" fillcolor="#a0a0a0" stroked="f"/>
+          <v:rect id="_x0000_i1040" style="width:0;height:1.5pt" o:hralign="center" o:hrstd="t" o:hr="t" fillcolor="#a0a0a0" stroked="f"/>
         </w:pict>
       </w:r>
     </w:p>
@@ -2442,7 +2667,13 @@
           <w:color w:val="000000" w:themeColor="text1"/>
         </w:rPr>
         <w:br/>
-        <w:t>--auth-mode login</w:t>
+      </w:r>
+      <w:r>
+        <w:rPr>
+          <w:rFonts w:ascii="Georgia Pro" w:eastAsia="Georgia Pro" w:hAnsi="Georgia Pro" w:cs="Georgia Pro"/>
+          <w:color w:val="000000" w:themeColor="text1"/>
+        </w:rPr>
+        <w:t>--account-key $ACCOUNT_KEY</w:t>
       </w:r>
     </w:p>
     <w:p>
@@ -2516,7 +2747,7 @@
           <w:color w:val="000000" w:themeColor="text1"/>
         </w:rPr>
         <w:pict w14:anchorId="7AD1827D">
-          <v:rect id="_x0000_i1560" style="width:0;height:1.5pt" o:hralign="center" o:hrstd="t" o:hr="t" fillcolor="#a0a0a0" stroked="f"/>
+          <v:rect id="_x0000_i1041" style="width:0;height:1.5pt" o:hralign="center" o:hrstd="t" o:hr="t" fillcolor="#a0a0a0" stroked="f"/>
         </w:pict>
       </w:r>
     </w:p>
@@ -2530,13 +2761,36 @@
           <w:color w:val="000000" w:themeColor="text1"/>
         </w:rPr>
       </w:pPr>
-      <w:r>
+    </w:p>
+    <w:p>
+      <w:pPr>
+        <w:spacing w:after="0" w:line="480" w:lineRule="auto"/>
         <w:rPr>
           <w:rFonts w:ascii="Georgia Pro" w:eastAsia="Georgia Pro" w:hAnsi="Georgia Pro" w:cs="Georgia Pro"/>
           <w:b/>
           <w:bCs/>
           <w:color w:val="000000" w:themeColor="text1"/>
         </w:rPr>
+      </w:pPr>
+    </w:p>
+    <w:p>
+      <w:pPr>
+        <w:spacing w:after="0" w:line="480" w:lineRule="auto"/>
+        <w:rPr>
+          <w:rFonts w:ascii="Georgia Pro" w:eastAsia="Georgia Pro" w:hAnsi="Georgia Pro" w:cs="Georgia Pro"/>
+          <w:b/>
+          <w:bCs/>
+          <w:color w:val="000000" w:themeColor="text1"/>
+        </w:rPr>
+      </w:pPr>
+      <w:r>
+        <w:rPr>
+          <w:rFonts w:ascii="Georgia Pro" w:eastAsia="Georgia Pro" w:hAnsi="Georgia Pro" w:cs="Georgia Pro"/>
+          <w:b/>
+          <w:bCs/>
+          <w:color w:val="000000" w:themeColor="text1"/>
+        </w:rPr>
+        <w:lastRenderedPageBreak/>
         <w:t>Step 13 — Download File from Blob Storage</w:t>
       </w:r>
     </w:p>
@@ -2609,7 +2863,13 @@
           <w:color w:val="000000" w:themeColor="text1"/>
         </w:rPr>
         <w:br/>
-        <w:t>--auth-mode login</w:t>
+      </w:r>
+      <w:r>
+        <w:rPr>
+          <w:rFonts w:ascii="Georgia Pro" w:eastAsia="Georgia Pro" w:hAnsi="Georgia Pro" w:cs="Georgia Pro"/>
+          <w:color w:val="000000" w:themeColor="text1"/>
+        </w:rPr>
+        <w:t>--account-key $ACCOUNT_KEY</w:t>
       </w:r>
     </w:p>
     <w:p>
@@ -2626,7 +2886,7 @@
           <w:color w:val="000000" w:themeColor="text1"/>
         </w:rPr>
         <w:pict w14:anchorId="5287F7B6">
-          <v:rect id="_x0000_i1561" style="width:0;height:1.5pt" o:hralign="center" o:hrstd="t" o:hr="t" fillcolor="#a0a0a0" stroked="f"/>
+          <v:rect id="_x0000_i1042" style="width:0;height:1.5pt" o:hralign="center" o:hrstd="t" o:hr="t" fillcolor="#a0a0a0" stroked="f"/>
         </w:pict>
       </w:r>
     </w:p>
@@ -2728,7 +2988,7 @@
           <w:color w:val="000000" w:themeColor="text1"/>
         </w:rPr>
         <w:pict w14:anchorId="4536D629">
-          <v:rect id="_x0000_i1562" style="width:0;height:1.5pt" o:hralign="center" o:hrstd="t" o:hr="t" fillcolor="#a0a0a0" stroked="f"/>
+          <v:rect id="_x0000_i1043" style="width:0;height:1.5pt" o:hralign="center" o:hrstd="t" o:hr="t" fillcolor="#a0a0a0" stroked="f"/>
         </w:pict>
       </w:r>
     </w:p>
@@ -2749,7 +3009,6 @@
           <w:bCs/>
           <w:color w:val="000000" w:themeColor="text1"/>
         </w:rPr>
-        <w:lastRenderedPageBreak/>
         <w:t>Step 15 — Delete Blob File (Optional)</w:t>
       </w:r>
     </w:p>
@@ -2831,7 +3090,7 @@
           <w:color w:val="000000" w:themeColor="text1"/>
         </w:rPr>
         <w:pict w14:anchorId="63C2C2F3">
-          <v:rect id="_x0000_i1563" style="width:0;height:1.5pt" o:hralign="center" o:hrstd="t" o:hr="t" fillcolor="#a0a0a0" stroked="f"/>
+          <v:rect id="_x0000_i1044" style="width:0;height:1.5pt" o:hralign="center" o:hrstd="t" o:hr="t" fillcolor="#a0a0a0" stroked="f"/>
         </w:pict>
       </w:r>
     </w:p>
@@ -2933,7 +3192,7 @@
           <w:color w:val="000000" w:themeColor="text1"/>
         </w:rPr>
         <w:pict w14:anchorId="41BDDF3C">
-          <v:rect id="_x0000_i1564" style="width:0;height:1.5pt" o:hralign="center" o:hrstd="t" o:hr="t" fillcolor="#a0a0a0" stroked="f"/>
+          <v:rect id="_x0000_i1045" style="width:0;height:1.5pt" o:hralign="center" o:hrstd="t" o:hr="t" fillcolor="#a0a0a0" stroked="f"/>
         </w:pict>
       </w:r>
     </w:p>
@@ -2954,6 +3213,7 @@
           <w:bCs/>
           <w:color w:val="000000" w:themeColor="text1"/>
         </w:rPr>
+        <w:lastRenderedPageBreak/>
         <w:t>ARM Template Mapping</w:t>
       </w:r>
     </w:p>
@@ -3231,7 +3491,7 @@
           <w:color w:val="000000" w:themeColor="text1"/>
         </w:rPr>
         <w:pict w14:anchorId="2C29DD69">
-          <v:rect id="_x0000_i1565" style="width:0;height:1.5pt" o:hralign="center" o:hrstd="t" o:hr="t" fillcolor="#a0a0a0" stroked="f"/>
+          <v:rect id="_x0000_i1046" style="width:0;height:1.5pt" o:hralign="center" o:hrstd="t" o:hr="t" fillcolor="#a0a0a0" stroked="f"/>
         </w:pict>
       </w:r>
     </w:p>
@@ -3572,7 +3832,6 @@
                 <w:rFonts w:ascii="Georgia Pro" w:eastAsia="Georgia Pro" w:hAnsi="Georgia Pro" w:cs="Georgia Pro"/>
                 <w:color w:val="000000" w:themeColor="text1"/>
               </w:rPr>
-              <w:lastRenderedPageBreak/>
               <w:t>Download</w:t>
             </w:r>
           </w:p>
@@ -3616,7 +3875,7 @@
           <w:color w:val="000000" w:themeColor="text1"/>
         </w:rPr>
         <w:pict w14:anchorId="5D1FCC1A">
-          <v:rect id="_x0000_i1566" style="width:0;height:1.5pt" o:hralign="center" o:hrstd="t" o:hr="t" fillcolor="#a0a0a0" stroked="f"/>
+          <v:rect id="_x0000_i1047" style="width:0;height:1.5pt" o:hralign="center" o:hrstd="t" o:hr="t" fillcolor="#a0a0a0" stroked="f"/>
         </w:pict>
       </w:r>
     </w:p>
@@ -3644,6 +3903,11 @@
   <w:numPicBullet w:numPicBulletId="0">
     <w:pict>
       <v:rect id="_x0000_i1025" style="width:0;height:1.5pt" o:hralign="center" o:bullet="t" o:hrstd="t" o:hr="t" fillcolor="#a0a0a0" stroked="f"/>
+    </w:pict>
+  </w:numPicBullet>
+  <w:numPicBullet w:numPicBulletId="1">
+    <w:pict>
+      <v:rect id="_x0000_i1026" style="width:0;height:1.5pt" o:hralign="center" o:bullet="t" o:hrstd="t" o:hr="t" fillcolor="#a0a0a0" stroked="f"/>
     </w:pict>
   </w:numPicBullet>
   <w:abstractNum w:abstractNumId="0" w15:restartNumberingAfterBreak="0">
@@ -8178,6 +8442,7 @@
   <w:style w:type="character" w:default="1" w:styleId="DefaultParagraphFont">
     <w:name w:val="Default Paragraph Font"/>
     <w:uiPriority w:val="1"/>
+    <w:semiHidden/>
     <w:unhideWhenUsed/>
   </w:style>
   <w:style w:type="table" w:default="1" w:styleId="TableNormal">
